--- a/DBTUNING/ch21_통계수집_히스토그램확장시스템/ch21_통계수집_히스토그램과확장통계.docx
+++ b/DBTUNING/ch21_통계수집_히스토그램확장시스템/ch21_통계수집_히스토그램과확장통계.docx
@@ -13,7 +13,7 @@
           <w:color w:val="365F91"/>
           <w:sz w:val="28"/>
         </w:rPr>
-        <w:t>제7장  통계 수집 ② 히스토그램·확장 통계·시스템 통계</w:t>
+        <w:t>제ch21  통계 수집 ② 히스토그램·확장 통계·시스템 통계</w:t>
       </w:r>
     </w:p>
     <w:p>
@@ -22,7 +22,7 @@
           <w:rFonts w:ascii="맑은 고딕" w:hAnsi="맑은 고딕" w:eastAsia="맑은 고딕" w:cs="맑은 고딕"/>
           <w:sz w:val="21"/>
         </w:rPr>
-        <w:t>6장에서 통계를 언제·어떻게 자동으로 모으는지를 다뤘다면, 이 장은 그렇게 모은 통계의 '해상도'를 다룬다. 테이블 건수와 컬럼 NDV만으로는 옵티마이저가 편중된 데이터를 제대로 보지 못한다. 히스토그램은 컬럼 값의 분포를, 확장 통계는 컬럼 사이의 상관관계와 함수 적용 결과를, 시스템 통계는 하드웨어의 I/O·CPU 특성을 옵티마이저에게 알려 준다. 이 세 가지가 갖춰져야 옵티마이저가 보는 세계가 현실에 가까워진다.</w:t>
+        <w:t>ch20에서 통계를 언제·어떻게 자동으로 모으는지를 다뤘다면, 이 장은 그렇게 모은 통계의 '해상도'를 다룬다. 테이블 건수와 컬럼 NDV만으로는 옵티마이저가 편중된 데이터를 제대로 보지 못한다. 히스토그램은 컬럼 값의 분포를, 확장 통계는 컬럼 사이의 상관관계와 함수 적용 결과를, 시스템 통계는 하드웨어의 I/O·CPU 특성을 옵티마이저에게 알려 준다. 이 세 가지가 갖춰져야 옵티마이저가 보는 세계가 현실에 가까워진다.</w:t>
       </w:r>
     </w:p>
     <w:p>
@@ -40,7 +40,7 @@
           <w:rFonts w:ascii="맑은 고딕" w:hAnsi="맑은 고딕" w:eastAsia="맑은 고딕" w:cs="맑은 고딕"/>
           <w:sz w:val="21"/>
         </w:rPr>
-        <w:t>이 장에서 다루는 세 통계는 서로 다른 질문에 답한다. 히스토그램은 '한 컬럼의 값이 얼마나 고르게 퍼져 있는가', 확장 통계는 '여러 컬럼이 서로 연관되어 있는가, 함수를 적용하면 분포가 어떻게 되는가', 시스템 통계는 '이 하드웨어에서 읽기가 얼마나 빠른가'다. 자동 수집(6장)이 기본 테이블·컬럼 통계를 채워 준다면, 이 장의 세 가지는 자동 수집이 놓치거나 DBA가 명시적으로 개입해야 하는 정밀 통계다. 옵티마이저의 추정 정확도를 한 단계 끌어올리는 도구들이라고 보면 된다.</w:t>
+        <w:t>이 장에서 다루는 세 통계는 서로 다른 질문에 답한다. 히스토그램은 '한 컬럼의 값이 얼마나 고르게 퍼져 있는가', 확장 통계는 '여러 컬럼이 서로 연관되어 있는가, 함수를 적용하면 분포가 어떻게 되는가', 시스템 통계는 '이 하드웨어에서 읽기가 얼마나 빠른가'다. 자동 수집(ch20)이 기본 테이블·컬럼 통계를 채워 준다면, 이 장의 세 가지는 자동 수집이 놓치거나 DBA가 명시적으로 개입해야 하는 정밀 통계다. 옵티마이저의 추정 정확도를 한 단계 끌어올리는 도구들이라고 보면 된다.</w:t>
       </w:r>
     </w:p>
     <w:p>
@@ -3559,7 +3559,7 @@
           <w:rFonts w:ascii="맑은 고딕" w:hAnsi="맑은 고딕" w:eastAsia="맑은 고딕" w:cs="맑은 고딕"/>
           <w:sz w:val="21"/>
         </w:rPr>
-        <w:t>보고서는 룰별로 Finding(무엇이 문제인가), Recommendation(어떻게 고칠 것인가), Rationale(왜 그런가)을 담는다. 예컨대 'UseAutoJob' 룰은 자동 통계 수집 작업이 켜져 있는지를, 'StaleStats' 룰은 오래된 통계가 있는 객체를 지목한다. 권고 중 자동 적용이 가능한 것은 DBMS_STATS.IMPLEMENT_ADVISOR_TASK로 실행할 수 있지만, 여기서도 1장에서 세운 태도가 그대로 적용된다. 권고는 결론이 아니라 가설이므로, 근거(Rationale)를 확인하고 내 환경에 맞는지 판단한 뒤 채택한다.</w:t>
+        <w:t>보고서는 룰별로 Finding(무엇이 문제인가), Recommendation(어떻게 고칠 것인가), Rationale(왜 그런가)을 담는다. 예컨대 'UseAutoJob' 룰은 자동 통계 수집 작업이 켜져 있는지를, 'StaleStats' 룰은 오래된 통계가 있는 객체를 지목한다. 권고 중 자동 적용이 가능한 것은 DBMS_STATS.IMPLEMENT_ADVISOR_TASK로 실행할 수 있지만, 여기서도 ch15에서 세운 태도가 그대로 적용된다. 권고는 결론이 아니라 가설이므로, 근거(Rationale)를 확인하고 내 환경에 맞는지 판단한 뒤 채택한다.</w:t>
       </w:r>
     </w:p>
     <w:p>
@@ -3777,7 +3777,7 @@
                 <w:rFonts w:ascii="맑은 고딕" w:hAnsi="맑은 고딕" w:eastAsia="맑은 고딕" w:cs="맑은 고딕"/>
                 <w:sz w:val="19"/>
               </w:rPr>
-              <w:t>자동 작업 활성화(6장)</w:t>
+              <w:t>자동 작업 활성화(ch20)</w:t>
             </w:r>
           </w:p>
         </w:tc>
@@ -3975,7 +3975,7 @@
           <w:rFonts w:ascii="맑은 고딕" w:hAnsi="맑은 고딕" w:eastAsia="맑은 고딕" w:cs="맑은 고딕"/>
           <w:sz w:val="21"/>
         </w:rPr>
-        <w:t>정리하면 이 장의 태도는 6장과 이어진다. 6장이 '통계를 언제·어떻게 자동으로 모으는가'였다면, 이 장은 '그 자동 수집이 놓치는 정밀 통계를 어떻게 진단하고 국소적으로 보완하며, 바꾼 것을 어떻게 안전하게 되돌리는가'다. 옵티마이저가 보는 세계를 손대는 일이므로, 모든 조치에는 조치 전 캡처와 원복이 짝을 이룬다.</w:t>
+        <w:t>정리하면 이 장의 태도는 ch20과 이어진다. ch20이 '통계를 언제·어떻게 자동으로 모으는가'였다면, 이 장은 '그 자동 수집이 놓치는 정밀 통계를 어떻게 진단하고 국소적으로 보완하며, 바꾼 것을 어떻게 안전하게 되돌리는가'다. 옵티마이저가 보는 세계를 손대는 일이므로, 모든 조치에는 조치 전 캡처와 원복이 짝을 이룬다.</w:t>
       </w:r>
     </w:p>
     <w:p>
@@ -4286,7 +4286,7 @@
           <w:rFonts w:ascii="맑은 고딕" w:hAnsi="맑은 고딕" w:eastAsia="맑은 고딕" w:cs="맑은 고딕"/>
           <w:sz w:val="21"/>
         </w:rPr>
-        <w:t>다음 장(8장)에서는 AWR 보고서 읽기로 넘어가, Load Profile·Top 10 Foreground Events·SQL 정렬 섹션을 판독하는 법을 다룬다. 통계가 옵티마이저의 입력이라면, AWR은 그 결과로 시스템이 어떻게 움직였는지를 사후에 읽는 도구다.</w:t>
+        <w:t>다음 장(ch22)에서는 AWR 보고서 읽기로 넘어가, Load Profile·Top 10 Foreground Events·SQL 정렬 섹션을 판독하는 법을 다룬다. 통계가 옵티마이저의 입력이라면, AWR은 그 결과로 시스템이 어떻게 움직였는지를 사후에 읽는 도구다.</w:t>
       </w:r>
     </w:p>
     <w:sectPr>

--- a/DBTUNING/ch21_통계수집_히스토그램확장시스템/ch21_통계수집_히스토그램과확장통계.docx
+++ b/DBTUNING/ch21_통계수집_히스토그램확장시스템/ch21_통계수집_히스토그램과확장통계.docx
@@ -13,7 +13,7 @@
           <w:color w:val="365F91"/>
           <w:sz w:val="28"/>
         </w:rPr>
-        <w:t>제ch21  통계 수집 ② 히스토그램·확장 통계·시스템 통계</w:t>
+        <w:t>ch21  통계 수집 ② 히스토그램·확장 통계·시스템 통계</w:t>
       </w:r>
     </w:p>
     <w:p>

--- a/DBTUNING/ch21_통계수집_히스토그램확장시스템/ch21_통계수집_히스토그램과확장통계.docx
+++ b/DBTUNING/ch21_통계수집_히스토그램확장시스템/ch21_통계수집_히스토그램과확장통계.docx
@@ -63,7 +63,7 @@
           <w:color w:val="4F81BD"/>
           <w:sz w:val="26"/>
         </w:rPr>
-        <w:t>7.1  학습 목표</w:t>
+        <w:t>21.1  학습 목표</w:t>
       </w:r>
     </w:p>
     <w:p>
@@ -182,7 +182,7 @@
           <w:color w:val="4F81BD"/>
           <w:sz w:val="26"/>
         </w:rPr>
-        <w:t>7.2  히스토그램 — 편중된 데이터에서 옵티마이저를 구한다</w:t>
+        <w:t>21.2  히스토그램 — 편중된 데이터에서 옵티마이저를 구한다</w:t>
       </w:r>
     </w:p>
     <w:p>
@@ -1181,7 +1181,7 @@
           <w:color w:val="4F81BD"/>
           <w:sz w:val="26"/>
         </w:rPr>
-        <w:t>7.3  METHOD_OPT — 어떤 컬럼에 히스토그램을 만들지 결정한다</w:t>
+        <w:t>21.3  METHOD_OPT — 어떤 컬럼에 히스토그램을 만들지 결정한다</w:t>
       </w:r>
     </w:p>
     <w:p>
@@ -1724,7 +1724,7 @@
           <w:color w:val="4F81BD"/>
           <w:sz w:val="26"/>
         </w:rPr>
-        <w:t>7.4  확장 통계 — 컬럼 그룹과 표현식</w:t>
+        <w:t>21.4  확장 통계 — 컬럼 그룹과 표현식</w:t>
       </w:r>
     </w:p>
     <w:p>
@@ -2279,7 +2279,7 @@
           <w:color w:val="4F81BD"/>
           <w:sz w:val="26"/>
         </w:rPr>
-        <w:t>7.5  시스템 통계 — 하드웨어를 옵티마이저에게 알린다</w:t>
+        <w:t>21.5  시스템 통계 — 하드웨어를 옵티마이저에게 알린다</w:t>
       </w:r>
     </w:p>
     <w:p>
@@ -2896,7 +2896,7 @@
           <w:color w:val="4F81BD"/>
           <w:sz w:val="26"/>
         </w:rPr>
-        <w:t>7.6  통계 Preferences — 수집 정책을 계층으로 관리한다  (ADMIN 33장 심화)</w:t>
+        <w:t>21.6  통계 Preferences — 수집 정책을 계층으로 관리한다  (ADMIN 33장 심화)</w:t>
       </w:r>
     </w:p>
     <w:p>
@@ -3361,7 +3361,7 @@
           <w:color w:val="4F81BD"/>
           <w:sz w:val="26"/>
         </w:rPr>
-        <w:t>7.7  Optimizer Statistics Advisor — 통계 운영을 스스로 점검한다  (ADMIN 33장 심화)</w:t>
+        <w:t>21.7  Optimizer Statistics Advisor — 통계 운영을 스스로 점검한다  (ADMIN 33장 심화)</w:t>
       </w:r>
     </w:p>
     <w:p>
@@ -3733,7 +3733,7 @@
                 <w:rFonts w:ascii="맑은 고딕" w:hAnsi="맑은 고딕" w:eastAsia="맑은 고딕" w:cs="맑은 고딕"/>
                 <w:sz w:val="19"/>
               </w:rPr>
-              <w:t>재수집 또는 STALE_PERCENT 조정(7.6)</w:t>
+              <w:t>재수집 또는 STALE_PERCENT 조정(21.6)</w:t>
             </w:r>
           </w:p>
         </w:tc>
@@ -3821,7 +3821,7 @@
                 <w:rFonts w:ascii="맑은 고딕" w:hAnsi="맑은 고딕" w:eastAsia="맑은 고딕" w:cs="맑은 고딕"/>
                 <w:sz w:val="19"/>
               </w:rPr>
-              <w:t>FOR COLUMNS 보완(7.3)</w:t>
+              <w:t>FOR COLUMNS 보완(21.3)</w:t>
             </w:r>
           </w:p>
         </w:tc>
@@ -3865,7 +3865,7 @@
                 <w:rFonts w:ascii="맑은 고딕" w:hAnsi="맑은 고딕" w:eastAsia="맑은 고딕" w:cs="맑은 고딕"/>
                 <w:sz w:val="19"/>
               </w:rPr>
-              <w:t>기본값으로 복원(7.6)</w:t>
+              <w:t>기본값으로 복원(21.6)</w:t>
             </w:r>
           </w:p>
         </w:tc>
@@ -3948,7 +3948,7 @@
           <w:color w:val="4F81BD"/>
           <w:sz w:val="26"/>
         </w:rPr>
-        <w:t>7.8  흔한 함정 — 통계를 바꾸는 일은 되돌릴 수 있어야 한다</w:t>
+        <w:t>21.8  흔한 함정 — 통계를 바꾸는 일은 되돌릴 수 있어야 한다</w:t>
       </w:r>
     </w:p>
     <w:p>
@@ -3989,7 +3989,7 @@
           <w:color w:val="4F81BD"/>
           <w:sz w:val="26"/>
         </w:rPr>
-        <w:t>7.9  요약</w:t>
+        <w:t>21.9  요약</w:t>
       </w:r>
     </w:p>
     <w:p>
@@ -4087,7 +4087,7 @@
           <w:color w:val="4F81BD"/>
           <w:sz w:val="26"/>
         </w:rPr>
-        <w:t>7.10  퀴즈</w:t>
+        <w:t>21.10  퀴즈</w:t>
       </w:r>
     </w:p>
     <w:tbl>
@@ -4184,7 +4184,7 @@
           <w:color w:val="4F81BD"/>
           <w:sz w:val="26"/>
         </w:rPr>
-        <w:t>7.11  실습 개요</w:t>
+        <w:t>21.11  실습 개요</w:t>
       </w:r>
     </w:p>
     <w:p>
